--- a/Opleverset/Documentatie/HandLeiding.docx
+++ b/Opleverset/Documentatie/HandLeiding.docx
@@ -2175,14 +2175,12 @@
             </w:rPr>
             <w:t xml:space="preserve">icrocontroller die de MPU6050 uitleest, de complementaire filter uitvoert en de motoren aanstuurt. Communiceert via </w:t>
           </w:r>
-          <w:proofErr w:type="spellStart"/>
-          <w:r>
-            <w:rPr>
-              <w:lang w:val="nl-NL"/>
-            </w:rPr>
-            <w:t>seriele</w:t>
-          </w:r>
-          <w:proofErr w:type="spellEnd"/>
+          <w:r>
+            <w:rPr>
+              <w:lang w:val="nl-NL"/>
+            </w:rPr>
+            <w:t>seriële</w:t>
+          </w:r>
           <w:r>
             <w:rPr>
               <w:lang w:val="nl-NL"/>
@@ -2273,14 +2271,12 @@
             </w:rPr>
             <w:t xml:space="preserve">Pc-applicatie die de </w:t>
           </w:r>
-          <w:proofErr w:type="spellStart"/>
-          <w:r>
-            <w:rPr>
-              <w:lang w:val="nl-NL"/>
-            </w:rPr>
-            <w:t>seriele</w:t>
-          </w:r>
-          <w:proofErr w:type="spellEnd"/>
+          <w:r>
+            <w:rPr>
+              <w:lang w:val="nl-NL"/>
+            </w:rPr>
+            <w:t>seriële</w:t>
+          </w:r>
           <w:r>
             <w:rPr>
               <w:lang w:val="nl-NL"/>
@@ -2400,6 +2396,19 @@
             <w:t>Bedrading</w:t>
           </w:r>
           <w:bookmarkEnd w:id="3"/>
+        </w:p>
+        <w:p>
+          <w:pPr>
+            <w:rPr>
+              <w:lang w:val="nl-NL"/>
+            </w:rPr>
+          </w:pPr>
+          <w:r>
+            <w:rPr>
+              <w:lang w:val="nl-NL"/>
+            </w:rPr>
+            <w:t>Maak het circuit zoals beschreven in het elektrisch schema</w:t>
+          </w:r>
         </w:p>
         <w:tbl>
           <w:tblPr>
@@ -2979,14 +2988,12 @@
             </w:rPr>
             <w:t xml:space="preserve">- Libraries (worden automatisch </w:t>
           </w:r>
-          <w:proofErr w:type="spellStart"/>
-          <w:r>
-            <w:rPr>
-              <w:lang w:val="nl-NL"/>
-            </w:rPr>
-            <w:t>geinstalleerd</w:t>
-          </w:r>
-          <w:proofErr w:type="spellEnd"/>
+          <w:r>
+            <w:rPr>
+              <w:lang w:val="nl-NL"/>
+            </w:rPr>
+            <w:t>geïnstalleerd</w:t>
+          </w:r>
           <w:r>
             <w:rPr>
               <w:lang w:val="nl-NL"/>
@@ -3010,7 +3017,13 @@
         </w:p>
         <w:p>
           <w:r>
-            <w:t xml:space="preserve">  - </w:t>
+            <w:rPr>
+              <w:lang w:val="nl-NL"/>
+            </w:rPr>
+            <w:t xml:space="preserve">  </w:t>
+          </w:r>
+          <w:r>
+            <w:t xml:space="preserve">- </w:t>
           </w:r>
           <w:proofErr w:type="spellStart"/>
           <w:r>
@@ -3022,35 +3035,85 @@
           </w:r>
         </w:p>
         <w:p>
-          <w:r>
-            <w:t xml:space="preserve">  - Adafruit Unified Sensor</w:t>
-          </w:r>
-          <w:r>
+          <w:pPr>
+            <w:rPr>
+              <w:lang w:val="nl-NL"/>
+            </w:rPr>
+          </w:pPr>
+          <w:r>
+            <w:rPr>
+              <w:lang w:val="nl-NL"/>
+            </w:rPr>
+            <w:t xml:space="preserve">  - Adafruit </w:t>
+          </w:r>
+          <w:proofErr w:type="spellStart"/>
+          <w:r>
+            <w:rPr>
+              <w:lang w:val="nl-NL"/>
+            </w:rPr>
+            <w:t>Unified</w:t>
+          </w:r>
+          <w:proofErr w:type="spellEnd"/>
+          <w:r>
+            <w:rPr>
+              <w:lang w:val="nl-NL"/>
+            </w:rPr>
+            <w:t xml:space="preserve"> Sensor</w:t>
+          </w:r>
+          <w:r>
+            <w:rPr>
+              <w:lang w:val="nl-NL"/>
+            </w:rPr>
             <w:t xml:space="preserve"> </w:t>
           </w:r>
           <w:r>
-            <w:t>(</w:t>
+            <w:rPr>
+              <w:lang w:val="nl-NL"/>
+            </w:rPr>
+            <w:t>(mee</w:t>
+          </w:r>
+          <w:r>
+            <w:rPr>
+              <w:lang w:val="nl-NL"/>
+            </w:rPr>
+            <w:t xml:space="preserve"> </w:t>
+          </w:r>
+          <w:r>
+            <w:rPr>
+              <w:lang w:val="nl-NL"/>
+            </w:rPr>
+            <w:t xml:space="preserve">geïnstalleerd </w:t>
+          </w:r>
+          <w:r>
+            <w:rPr>
+              <w:lang w:val="nl-NL"/>
+            </w:rPr>
+            <w:t xml:space="preserve">als </w:t>
           </w:r>
           <w:proofErr w:type="spellStart"/>
           <w:r>
-            <w:t>meegeinstalleerd</w:t>
+            <w:rPr>
+              <w:lang w:val="nl-NL"/>
+            </w:rPr>
+            <w:t>dependency</w:t>
           </w:r>
           <w:proofErr w:type="spellEnd"/>
           <w:r>
-            <w:t xml:space="preserve"> </w:t>
-          </w:r>
-          <w:proofErr w:type="spellStart"/>
-          <w:r>
-            <w:t>als</w:t>
-          </w:r>
-          <w:proofErr w:type="spellEnd"/>
-          <w:r>
-            <w:t xml:space="preserve"> dependency)</w:t>
+            <w:rPr>
+              <w:lang w:val="nl-NL"/>
+            </w:rPr>
+            <w:t>)</w:t>
           </w:r>
         </w:p>
         <w:p>
           <w:r>
-            <w:t xml:space="preserve">  - Wire` (</w:t>
+            <w:rPr>
+              <w:lang w:val="nl-NL"/>
+            </w:rPr>
+            <w:t xml:space="preserve">  </w:t>
+          </w:r>
+          <w:r>
+            <w:t>- Wire` (</w:t>
           </w:r>
           <w:proofErr w:type="spellStart"/>
           <w:r>
@@ -3336,14 +3399,12 @@
             </w:rPr>
             <w:t xml:space="preserve">Open de </w:t>
           </w:r>
-          <w:proofErr w:type="spellStart"/>
-          <w:r>
-            <w:rPr>
-              <w:lang w:val="nl-NL"/>
-            </w:rPr>
-            <w:t>Seriele</w:t>
-          </w:r>
-          <w:proofErr w:type="spellEnd"/>
+          <w:r>
+            <w:rPr>
+              <w:lang w:val="nl-NL"/>
+            </w:rPr>
+            <w:t>Seriële</w:t>
+          </w:r>
           <w:r>
             <w:rPr>
               <w:lang w:val="nl-NL"/>
@@ -3391,22 +3452,79 @@
               <w:lang w:val="nl-NL"/>
             </w:rPr>
           </w:pPr>
-          <w:bookmarkStart w:id="9" w:name="_Toc223435311"/>
-          <w:r>
-            <w:rPr>
-              <w:lang w:val="nl-NL"/>
-            </w:rPr>
-            <w:t>Instantie en aansluiten</w:t>
-          </w:r>
-          <w:bookmarkEnd w:id="9"/>
+          <w:r>
+            <w:rPr>
+              <w:lang w:val="nl-NL"/>
+            </w:rPr>
+            <w:t>opstarten en gebruik</w:t>
+          </w:r>
+        </w:p>
+        <w:p>
+          <w:pPr>
+            <w:rPr>
+              <w:lang w:val="nl-NL"/>
+            </w:rPr>
+          </w:pPr>
+          <w:r>
+            <w:rPr>
+              <w:lang w:val="nl-NL"/>
+            </w:rPr>
+            <w:t>Volg onderstaande stappen in volgorde om het systeem correct in gebruik te nemen.</w:t>
+          </w:r>
+        </w:p>
+        <w:p>
+          <w:pPr>
+            <w:rPr>
+              <w:lang w:val="nl-NL"/>
+            </w:rPr>
+          </w:pPr>
+        </w:p>
+        <w:p>
+          <w:pPr>
+            <w:pStyle w:val="Kop2"/>
+            <w:rPr>
+              <w:rFonts w:eastAsia="Arial"/>
+              <w:lang w:val="nl-NL"/>
+            </w:rPr>
+          </w:pPr>
+          <w:r>
+            <w:rPr>
+              <w:rFonts w:eastAsia="Arial"/>
+              <w:lang w:val="nl-NL"/>
+            </w:rPr>
+            <w:t xml:space="preserve">1. </w:t>
+          </w:r>
+          <w:r>
+            <w:rPr>
+              <w:rFonts w:eastAsia="Arial"/>
+              <w:lang w:val="nl-NL"/>
+            </w:rPr>
+            <w:t>Inpluggen van de batterijen</w:t>
+          </w:r>
+        </w:p>
+        <w:p>
+          <w:pPr>
+            <w:rPr>
+              <w:rFonts w:eastAsia="Arial"/>
+              <w:lang w:val="nl-NL"/>
+            </w:rPr>
+          </w:pPr>
+          <w:r>
+            <w:rPr>
+              <w:lang w:val="nl-NL"/>
+            </w:rPr>
+            <w:t>De batterijen leveren de voeding aan de motoren en het systeem. Zorg dat de spanning van het batterijpack overeenkomt met de vereisten in het elektrisch schema.</w:t>
+          </w:r>
         </w:p>
         <w:p>
           <w:pPr>
             <w:pStyle w:val="Lijstalinea"/>
             <w:numPr>
               <w:ilvl w:val="0"/>
-              <w:numId w:val="7"/>
+              <w:numId w:val="10"/>
             </w:numPr>
+            <w:spacing w:after="0" w:line="240" w:lineRule="auto"/>
+            <w:contextualSpacing w:val="0"/>
             <w:rPr>
               <w:lang w:val="nl-NL"/>
             </w:rPr>
@@ -3415,7 +3533,7 @@
             <w:rPr>
               <w:lang w:val="nl-NL"/>
             </w:rPr>
-            <w:t>Sluit de MPU6050 aan op de ESP32 via I2C (zie tabel in sectie 3).</w:t>
+            <w:t>Controleer het batterijpack op beschadigingen of lekkage voordat je het aansluit.</w:t>
           </w:r>
         </w:p>
         <w:p>
@@ -3423,8 +3541,10 @@
             <w:pStyle w:val="Lijstalinea"/>
             <w:numPr>
               <w:ilvl w:val="0"/>
-              <w:numId w:val="7"/>
+              <w:numId w:val="10"/>
             </w:numPr>
+            <w:spacing w:after="0" w:line="240" w:lineRule="auto"/>
+            <w:contextualSpacing w:val="0"/>
             <w:rPr>
               <w:lang w:val="nl-NL"/>
             </w:rPr>
@@ -3433,7 +3553,7 @@
             <w:rPr>
               <w:lang w:val="nl-NL"/>
             </w:rPr>
-            <w:t>Sluit de motoren aan op de juiste GPIO-pinnen (zie tabel in sectie 3).</w:t>
+            <w:t>Sluit de positieve (+) aansluiting van het batterijpack aan op de juiste connector zoals aangegeven in het elektrisch schema.</w:t>
           </w:r>
         </w:p>
         <w:p>
@@ -3441,8 +3561,10 @@
             <w:pStyle w:val="Lijstalinea"/>
             <w:numPr>
               <w:ilvl w:val="0"/>
-              <w:numId w:val="7"/>
+              <w:numId w:val="10"/>
             </w:numPr>
+            <w:spacing w:after="0" w:line="240" w:lineRule="auto"/>
+            <w:contextualSpacing w:val="0"/>
             <w:rPr>
               <w:lang w:val="nl-NL"/>
             </w:rPr>
@@ -3451,7 +3573,7 @@
             <w:rPr>
               <w:lang w:val="nl-NL"/>
             </w:rPr>
-            <w:t>Verbind de ESP32 via USB met de pc.</w:t>
+            <w:t>Sluit de negatieve (−) aansluiting aan op GND.</w:t>
           </w:r>
         </w:p>
         <w:p>
@@ -3459,8 +3581,10 @@
             <w:pStyle w:val="Lijstalinea"/>
             <w:numPr>
               <w:ilvl w:val="0"/>
-              <w:numId w:val="7"/>
+              <w:numId w:val="10"/>
             </w:numPr>
+            <w:spacing w:after="0" w:line="240" w:lineRule="auto"/>
+            <w:contextualSpacing w:val="0"/>
             <w:rPr>
               <w:lang w:val="nl-NL"/>
             </w:rPr>
@@ -3469,43 +3593,153 @@
             <w:rPr>
               <w:lang w:val="nl-NL"/>
             </w:rPr>
-            <w:t xml:space="preserve">Start de </w:t>
-          </w:r>
-          <w:proofErr w:type="spellStart"/>
-          <w:r>
-            <w:rPr>
-              <w:lang w:val="nl-NL"/>
-            </w:rPr>
-            <w:t>unity</w:t>
-          </w:r>
-          <w:proofErr w:type="spellEnd"/>
-          <w:r>
-            <w:rPr>
-              <w:lang w:val="nl-NL"/>
-            </w:rPr>
-            <w:t xml:space="preserve"> .</w:t>
-          </w:r>
-          <w:proofErr w:type="spellStart"/>
-          <w:r>
-            <w:rPr>
-              <w:lang w:val="nl-NL"/>
-            </w:rPr>
-            <w:t>exe</w:t>
-          </w:r>
-          <w:proofErr w:type="spellEnd"/>
-          <w:r>
-            <w:rPr>
-              <w:lang w:val="nl-NL"/>
-            </w:rPr>
-            <w:t xml:space="preserve"> (je zal nu zien op het dashboard dat de esp verbonden is)</w:t>
-          </w:r>
+            <w:t>Controleer dat alle verbindingen stevig vastzitten en dat er geen kortsluiting mogelijk is.</w:t>
+          </w:r>
+        </w:p>
+        <w:p>
+          <w:pPr>
+            <w:pStyle w:val="Lijstalinea"/>
+            <w:rPr>
+              <w:lang w:val="nl-NL"/>
+            </w:rPr>
+          </w:pPr>
+        </w:p>
+        <w:p>
+          <w:pPr>
+            <w:pStyle w:val="Lijstalinea"/>
+            <w:rPr>
+              <w:lang w:val="nl-NL"/>
+            </w:rPr>
+          </w:pPr>
+          <w:r>
+            <w:rPr>
+              <w:i/>
+              <w:iCs/>
+              <w:color w:val="888888"/>
+              <w:sz w:val="20"/>
+              <w:szCs w:val="20"/>
+              <w:lang w:val="nl-NL"/>
+            </w:rPr>
+            <w:t>[ Foto: Overzicht volledig aangesloten batterijpack ]</w:t>
+          </w:r>
+        </w:p>
+        <w:p>
+          <w:pPr>
+            <w:pStyle w:val="Lijstalinea"/>
+            <w:rPr>
+              <w:lang w:val="nl-NL"/>
+            </w:rPr>
+          </w:pPr>
+        </w:p>
+        <w:p>
+          <w:pPr>
+            <w:pStyle w:val="Lijstalinea"/>
+            <w:pBdr>
+              <w:top w:val="single" w:sz="2" w:space="0" w:color="FFAA00"/>
+            </w:pBdr>
+            <w:spacing w:before="120" w:after="120"/>
+            <w:rPr>
+              <w:lang w:val="nl-NL"/>
+            </w:rPr>
+          </w:pPr>
+          <w:r>
+            <w:rPr>
+              <w:rFonts w:ascii="Segoe UI Emoji" w:hAnsi="Segoe UI Emoji" w:cs="Segoe UI Emoji"/>
+              <w:b/>
+              <w:bCs/>
+              <w:color w:val="AA6600"/>
+              <w:lang w:val="nl-NL"/>
+            </w:rPr>
+            <w:t>⚠</w:t>
+          </w:r>
+          <w:r>
+            <w:rPr>
+              <w:rFonts w:ascii="Segoe UI Emoji" w:hAnsi="Segoe UI Emoji" w:cs="Segoe UI Emoji"/>
+              <w:b/>
+              <w:bCs/>
+              <w:color w:val="AA6600"/>
+            </w:rPr>
+            <w:t>️</w:t>
+          </w:r>
+          <w:r>
+            <w:rPr>
+              <w:b/>
+              <w:bCs/>
+              <w:color w:val="AA6600"/>
+              <w:lang w:val="nl-NL"/>
+            </w:rPr>
+            <w:t xml:space="preserve">  Let op: Verwijder de batterijen altijd als je het circuit aanpast of bedrading wijzigt.</w:t>
+          </w:r>
+        </w:p>
+        <w:p>
+          <w:pPr>
+            <w:pStyle w:val="Lijstalinea"/>
+            <w:rPr>
+              <w:lang w:val="nl-NL"/>
+            </w:rPr>
+          </w:pPr>
+        </w:p>
+        <w:p>
+          <w:pPr>
+            <w:rPr>
+              <w:rFonts w:asciiTheme="majorHAnsi" w:eastAsiaTheme="majorEastAsia" w:hAnsiTheme="majorHAnsi" w:cstheme="majorBidi"/>
+              <w:color w:val="2F5496" w:themeColor="accent1" w:themeShade="BF"/>
+              <w:sz w:val="26"/>
+              <w:szCs w:val="26"/>
+              <w:lang w:val="nl-NL"/>
+            </w:rPr>
+          </w:pPr>
+          <w:r>
+            <w:rPr>
+              <w:lang w:val="nl-NL"/>
+            </w:rPr>
+            <w:br w:type="page"/>
+          </w:r>
+        </w:p>
+        <w:p>
+          <w:pPr>
+            <w:pStyle w:val="Kop2"/>
+            <w:rPr>
+              <w:lang w:val="nl-NL"/>
+            </w:rPr>
+          </w:pPr>
+          <w:r>
+            <w:rPr>
+              <w:lang w:val="nl-NL"/>
+            </w:rPr>
+            <w:lastRenderedPageBreak/>
+            <w:t>2. Aansluiten van de ESP32</w:t>
+          </w:r>
+        </w:p>
+        <w:p>
+          <w:pPr>
+            <w:pStyle w:val="Lijstalinea"/>
+            <w:ind w:left="0"/>
+            <w:rPr>
+              <w:lang w:val="nl-NL"/>
+            </w:rPr>
+          </w:pPr>
+          <w:r>
+            <w:rPr>
+              <w:lang w:val="nl-NL"/>
+            </w:rPr>
+            <w:t>Verbind de ESP32 via USB met de pc. Zorg dat de firmware al geüpload is (zie sectie ESP32 firmware uploaden) voordat je de GUI start.</w:t>
+          </w:r>
+        </w:p>
+        <w:p>
+          <w:pPr>
+            <w:pStyle w:val="Lijstalinea"/>
+            <w:rPr>
+              <w:lang w:val="nl-NL"/>
+            </w:rPr>
+          </w:pPr>
         </w:p>
         <w:p>
           <w:pPr>
             <w:pStyle w:val="Lijstalinea"/>
             <w:numPr>
               <w:ilvl w:val="0"/>
-              <w:numId w:val="7"/>
+              <w:numId w:val="12"/>
             </w:numPr>
             <w:rPr>
               <w:lang w:val="nl-NL"/>
@@ -3515,8 +3749,559 @@
             <w:rPr>
               <w:lang w:val="nl-NL"/>
             </w:rPr>
-            <w:t>Controleer werking door het bewegen van schaal model.</w:t>
-          </w:r>
+            <w:t>Sluit de MPU6050 aan op de ESP32 via I2C (zie tabel in sectie Bedrading).</w:t>
+          </w:r>
+        </w:p>
+        <w:p>
+          <w:pPr>
+            <w:pStyle w:val="Lijstalinea"/>
+            <w:numPr>
+              <w:ilvl w:val="0"/>
+              <w:numId w:val="12"/>
+            </w:numPr>
+            <w:rPr>
+              <w:lang w:val="nl-NL"/>
+            </w:rPr>
+          </w:pPr>
+          <w:r>
+            <w:rPr>
+              <w:lang w:val="nl-NL"/>
+            </w:rPr>
+            <w:t>Sluit de motoren aan op de juiste GPIO-pinnen (zie tabel Motor pinnen).</w:t>
+          </w:r>
+        </w:p>
+        <w:p>
+          <w:pPr>
+            <w:pStyle w:val="Lijstalinea"/>
+            <w:numPr>
+              <w:ilvl w:val="0"/>
+              <w:numId w:val="12"/>
+            </w:numPr>
+            <w:rPr>
+              <w:lang w:val="nl-NL"/>
+            </w:rPr>
+          </w:pPr>
+          <w:r>
+            <w:rPr>
+              <w:lang w:val="nl-NL"/>
+            </w:rPr>
+            <w:t>Verbind de ESP32 via USB-kabel met de pc.</w:t>
+          </w:r>
+        </w:p>
+        <w:p>
+          <w:pPr>
+            <w:pStyle w:val="Lijstalinea"/>
+            <w:numPr>
+              <w:ilvl w:val="0"/>
+              <w:numId w:val="12"/>
+            </w:numPr>
+            <w:rPr>
+              <w:lang w:val="nl-NL"/>
+            </w:rPr>
+          </w:pPr>
+          <w:r>
+            <w:rPr>
+              <w:lang w:val="nl-NL"/>
+            </w:rPr>
+            <w:t xml:space="preserve">Controleer in </w:t>
+          </w:r>
+          <w:proofErr w:type="spellStart"/>
+          <w:r>
+            <w:rPr>
+              <w:lang w:val="nl-NL"/>
+            </w:rPr>
+            <w:t>Apparaatbeheer</w:t>
+          </w:r>
+          <w:proofErr w:type="spellEnd"/>
+          <w:r>
+            <w:rPr>
+              <w:lang w:val="nl-NL"/>
+            </w:rPr>
+            <w:t xml:space="preserve"> (Windows) of de ESP32 herkend wordt als COM-poort.</w:t>
+          </w:r>
+        </w:p>
+        <w:p>
+          <w:pPr>
+            <w:pStyle w:val="Lijstalinea"/>
+            <w:rPr>
+              <w:lang w:val="nl-NL"/>
+            </w:rPr>
+          </w:pPr>
+        </w:p>
+        <w:p>
+          <w:pPr>
+            <w:pStyle w:val="Kop2"/>
+            <w:rPr>
+              <w:lang w:val="nl-NL"/>
+            </w:rPr>
+          </w:pPr>
+          <w:r>
+            <w:rPr>
+              <w:lang w:val="nl-NL"/>
+            </w:rPr>
+            <w:t>3. Opstarten van de GUI</w:t>
+          </w:r>
+        </w:p>
+        <w:p>
+          <w:pPr>
+            <w:rPr>
+              <w:lang w:val="nl-NL"/>
+            </w:rPr>
+          </w:pPr>
+          <w:r>
+            <w:rPr>
+              <w:lang w:val="nl-NL"/>
+            </w:rPr>
+            <w:t xml:space="preserve">Nadat de ESP32 is aangesloten, kan de </w:t>
+          </w:r>
+          <w:proofErr w:type="spellStart"/>
+          <w:r>
+            <w:rPr>
+              <w:lang w:val="nl-NL"/>
+            </w:rPr>
+            <w:t>Unity</w:t>
+          </w:r>
+          <w:proofErr w:type="spellEnd"/>
+          <w:r>
+            <w:rPr>
+              <w:lang w:val="nl-NL"/>
+            </w:rPr>
+            <w:t xml:space="preserve"> Dashboard-applicatie worden gestart.</w:t>
+          </w:r>
+        </w:p>
+        <w:p>
+          <w:pPr>
+            <w:pStyle w:val="Lijstalinea"/>
+            <w:numPr>
+              <w:ilvl w:val="0"/>
+              <w:numId w:val="14"/>
+            </w:numPr>
+            <w:rPr>
+              <w:lang w:val="nl-NL"/>
+            </w:rPr>
+          </w:pPr>
+          <w:r>
+            <w:rPr>
+              <w:lang w:val="nl-NL"/>
+            </w:rPr>
+            <w:t xml:space="preserve">Navigeer naar de map met de </w:t>
+          </w:r>
+          <w:proofErr w:type="spellStart"/>
+          <w:r>
+            <w:rPr>
+              <w:lang w:val="nl-NL"/>
+            </w:rPr>
+            <w:t>Unity</w:t>
+          </w:r>
+          <w:proofErr w:type="spellEnd"/>
+          <w:r>
+            <w:rPr>
+              <w:lang w:val="nl-NL"/>
+            </w:rPr>
+            <w:t xml:space="preserve"> .</w:t>
+          </w:r>
+          <w:proofErr w:type="spellStart"/>
+          <w:r>
+            <w:rPr>
+              <w:lang w:val="nl-NL"/>
+            </w:rPr>
+            <w:t>exe</w:t>
+          </w:r>
+          <w:proofErr w:type="spellEnd"/>
+          <w:r>
+            <w:rPr>
+              <w:lang w:val="nl-NL"/>
+            </w:rPr>
+            <w:t xml:space="preserve"> van het dashboard.</w:t>
+          </w:r>
+        </w:p>
+        <w:p>
+          <w:pPr>
+            <w:pStyle w:val="Lijstalinea"/>
+            <w:numPr>
+              <w:ilvl w:val="0"/>
+              <w:numId w:val="14"/>
+            </w:numPr>
+            <w:rPr>
+              <w:lang w:val="nl-NL"/>
+            </w:rPr>
+          </w:pPr>
+          <w:r>
+            <w:rPr>
+              <w:lang w:val="nl-NL"/>
+            </w:rPr>
+            <w:t>Dubbelklik op de .</w:t>
+          </w:r>
+          <w:proofErr w:type="spellStart"/>
+          <w:r>
+            <w:rPr>
+              <w:lang w:val="nl-NL"/>
+            </w:rPr>
+            <w:t>exe</w:t>
+          </w:r>
+          <w:proofErr w:type="spellEnd"/>
+          <w:r>
+            <w:rPr>
+              <w:lang w:val="nl-NL"/>
+            </w:rPr>
+            <w:t xml:space="preserve"> om de applicatie te starten.</w:t>
+          </w:r>
+        </w:p>
+        <w:p>
+          <w:pPr>
+            <w:pStyle w:val="Lijstalinea"/>
+            <w:numPr>
+              <w:ilvl w:val="0"/>
+              <w:numId w:val="14"/>
+            </w:numPr>
+            <w:rPr>
+              <w:lang w:val="nl-NL"/>
+            </w:rPr>
+          </w:pPr>
+          <w:r>
+            <w:rPr>
+              <w:lang w:val="nl-NL"/>
+            </w:rPr>
+            <w:t>Het dashboard geeft aan dat de ESP32 verbonden is zodra de seriële verbinding tot stand komt.</w:t>
+          </w:r>
+        </w:p>
+        <w:p>
+          <w:pPr>
+            <w:pStyle w:val="Lijstalinea"/>
+            <w:numPr>
+              <w:ilvl w:val="0"/>
+              <w:numId w:val="14"/>
+            </w:numPr>
+            <w:rPr>
+              <w:lang w:val="nl-NL"/>
+            </w:rPr>
+          </w:pPr>
+          <w:r>
+            <w:rPr>
+              <w:lang w:val="nl-NL"/>
+            </w:rPr>
+            <w:t xml:space="preserve">Controleer de werking door het schaalmodel voorzichtig te kantelen. De 3D-visualisatie moet de rotatie in </w:t>
+          </w:r>
+          <w:proofErr w:type="spellStart"/>
+          <w:r>
+            <w:rPr>
+              <w:lang w:val="nl-NL"/>
+            </w:rPr>
+            <w:t>realtime</w:t>
+          </w:r>
+          <w:proofErr w:type="spellEnd"/>
+          <w:r>
+            <w:rPr>
+              <w:lang w:val="nl-NL"/>
+            </w:rPr>
+            <w:t xml:space="preserve"> volgen.</w:t>
+          </w:r>
+        </w:p>
+        <w:p>
+          <w:pPr>
+            <w:pStyle w:val="Lijstalinea"/>
+            <w:rPr>
+              <w:lang w:val="nl-NL"/>
+            </w:rPr>
+          </w:pPr>
+        </w:p>
+        <w:p>
+          <w:pPr>
+            <w:pStyle w:val="Kop2"/>
+            <w:rPr>
+              <w:lang w:val="nl-NL"/>
+            </w:rPr>
+          </w:pPr>
+          <w:r>
+            <w:rPr>
+              <w:lang w:val="nl-NL"/>
+            </w:rPr>
+            <w:t>4. Probleemoplossing</w:t>
+          </w:r>
+        </w:p>
+        <w:p>
+          <w:pPr>
+            <w:pStyle w:val="Lijstalinea"/>
+            <w:ind w:left="0"/>
+            <w:rPr>
+              <w:lang w:val="nl-NL"/>
+            </w:rPr>
+          </w:pPr>
+          <w:r>
+            <w:rPr>
+              <w:lang w:val="nl-NL"/>
+            </w:rPr>
+            <w:t>Gebruik onderstaande stappen als de GUI niet reageert of de verbinding niet tot stand komt.</w:t>
+          </w:r>
+        </w:p>
+        <w:p>
+          <w:pPr>
+            <w:pStyle w:val="Kop3"/>
+            <w:ind w:firstLine="360"/>
+            <w:rPr>
+              <w:lang w:val="nl-NL"/>
+            </w:rPr>
+          </w:pPr>
+          <w:r>
+            <w:rPr>
+              <w:lang w:val="nl-NL"/>
+            </w:rPr>
+            <w:t>UI reageert nier</w:t>
+          </w:r>
+        </w:p>
+        <w:p>
+          <w:pPr>
+            <w:pStyle w:val="Lijstalinea"/>
+            <w:numPr>
+              <w:ilvl w:val="0"/>
+              <w:numId w:val="15"/>
+            </w:numPr>
+            <w:rPr>
+              <w:lang w:val="nl-NL"/>
+            </w:rPr>
+          </w:pPr>
+          <w:r>
+            <w:rPr>
+              <w:lang w:val="nl-NL"/>
+            </w:rPr>
+            <w:t>Druk kort op de RESET-knop op de ESP32 (</w:t>
+          </w:r>
+          <w:proofErr w:type="spellStart"/>
+          <w:r>
+            <w:rPr>
+              <w:lang w:val="nl-NL"/>
+            </w:rPr>
+            <w:t>labeled</w:t>
+          </w:r>
+          <w:proofErr w:type="spellEnd"/>
+          <w:r>
+            <w:rPr>
+              <w:lang w:val="nl-NL"/>
+            </w:rPr>
+            <w:t xml:space="preserve"> EN of RST op het bord).</w:t>
+          </w:r>
+        </w:p>
+        <w:p>
+          <w:pPr>
+            <w:pStyle w:val="Lijstalinea"/>
+            <w:numPr>
+              <w:ilvl w:val="0"/>
+              <w:numId w:val="15"/>
+            </w:numPr>
+            <w:rPr>
+              <w:lang w:val="nl-NL"/>
+            </w:rPr>
+          </w:pPr>
+          <w:r>
+            <w:rPr>
+              <w:lang w:val="nl-NL"/>
+            </w:rPr>
+            <w:t>Wacht 2–3 seconden totdat de ESP32 opnieuw is opgestart.</w:t>
+          </w:r>
+        </w:p>
+        <w:p>
+          <w:pPr>
+            <w:pStyle w:val="Lijstalinea"/>
+            <w:numPr>
+              <w:ilvl w:val="0"/>
+              <w:numId w:val="15"/>
+            </w:numPr>
+            <w:rPr>
+              <w:lang w:val="nl-NL"/>
+            </w:rPr>
+          </w:pPr>
+          <w:r>
+            <w:rPr>
+              <w:lang w:val="nl-NL"/>
+            </w:rPr>
+            <w:t xml:space="preserve">Herstart de </w:t>
+          </w:r>
+          <w:proofErr w:type="spellStart"/>
+          <w:r>
+            <w:rPr>
+              <w:lang w:val="nl-NL"/>
+            </w:rPr>
+            <w:t>Unity</w:t>
+          </w:r>
+          <w:proofErr w:type="spellEnd"/>
+          <w:r>
+            <w:rPr>
+              <w:lang w:val="nl-NL"/>
+            </w:rPr>
+            <w:t xml:space="preserve"> .</w:t>
+          </w:r>
+          <w:proofErr w:type="spellStart"/>
+          <w:r>
+            <w:rPr>
+              <w:lang w:val="nl-NL"/>
+            </w:rPr>
+            <w:t>exe</w:t>
+          </w:r>
+          <w:proofErr w:type="spellEnd"/>
+          <w:r>
+            <w:rPr>
+              <w:lang w:val="nl-NL"/>
+            </w:rPr>
+            <w:t xml:space="preserve"> als de verbinding na de reset nog niet hersteld is.</w:t>
+          </w:r>
+        </w:p>
+        <w:p>
+          <w:pPr>
+            <w:pStyle w:val="Lijstalinea"/>
+            <w:rPr>
+              <w:lang w:val="nl-NL"/>
+            </w:rPr>
+          </w:pPr>
+        </w:p>
+        <w:p>
+          <w:pPr>
+            <w:pStyle w:val="Kop3"/>
+            <w:ind w:firstLine="360"/>
+            <w:rPr>
+              <w:lang w:val="nl-NL"/>
+            </w:rPr>
+          </w:pPr>
+          <w:r>
+            <w:rPr>
+              <w:lang w:val="nl-NL"/>
+            </w:rPr>
+            <w:t>COM-poort niet gevonden</w:t>
+          </w:r>
+        </w:p>
+        <w:p>
+          <w:pPr>
+            <w:pStyle w:val="Lijstalinea"/>
+            <w:numPr>
+              <w:ilvl w:val="0"/>
+              <w:numId w:val="16"/>
+            </w:numPr>
+            <w:rPr>
+              <w:lang w:val="nl-NL"/>
+            </w:rPr>
+          </w:pPr>
+          <w:r>
+            <w:rPr>
+              <w:lang w:val="nl-NL"/>
+            </w:rPr>
+            <w:t xml:space="preserve">Open </w:t>
+          </w:r>
+          <w:proofErr w:type="spellStart"/>
+          <w:r>
+            <w:rPr>
+              <w:lang w:val="nl-NL"/>
+            </w:rPr>
+            <w:t>Apparaatbeheer</w:t>
+          </w:r>
+          <w:proofErr w:type="spellEnd"/>
+          <w:r>
+            <w:rPr>
+              <w:lang w:val="nl-NL"/>
+            </w:rPr>
+            <w:t xml:space="preserve"> en controleer of de ESP32 zichtbaar is onder Poorten (COM &amp; LPT).</w:t>
+          </w:r>
+        </w:p>
+        <w:p>
+          <w:pPr>
+            <w:pStyle w:val="Lijstalinea"/>
+            <w:numPr>
+              <w:ilvl w:val="0"/>
+              <w:numId w:val="16"/>
+            </w:numPr>
+            <w:rPr>
+              <w:lang w:val="nl-NL"/>
+            </w:rPr>
+          </w:pPr>
+          <w:r>
+            <w:rPr>
+              <w:lang w:val="nl-NL"/>
+            </w:rPr>
+            <w:t>Installeer zo nodig het CP210x of CH340 USB-driver pakket dat bij de ESP32 hoort.</w:t>
+          </w:r>
+        </w:p>
+        <w:p>
+          <w:pPr>
+            <w:pStyle w:val="Lijstalinea"/>
+            <w:numPr>
+              <w:ilvl w:val="0"/>
+              <w:numId w:val="16"/>
+            </w:numPr>
+            <w:rPr>
+              <w:lang w:val="nl-NL"/>
+            </w:rPr>
+          </w:pPr>
+          <w:r>
+            <w:rPr>
+              <w:lang w:val="nl-NL"/>
+            </w:rPr>
+            <w:t>Sluit de USB-kabel opnieuw aan en herstart de GUI.</w:t>
+          </w:r>
+        </w:p>
+        <w:p>
+          <w:pPr>
+            <w:pStyle w:val="Lijstalinea"/>
+            <w:rPr>
+              <w:lang w:val="nl-NL"/>
+            </w:rPr>
+          </w:pPr>
+        </w:p>
+        <w:p>
+          <w:pPr>
+            <w:pStyle w:val="Kop3"/>
+            <w:ind w:firstLine="360"/>
+            <w:rPr>
+              <w:lang w:val="nl-NL"/>
+            </w:rPr>
+          </w:pPr>
+          <w:r>
+            <w:rPr>
+              <w:lang w:val="nl-NL"/>
+            </w:rPr>
+            <w:t>Motoren reageren niet</w:t>
+          </w:r>
+        </w:p>
+        <w:p>
+          <w:pPr>
+            <w:pStyle w:val="Lijstalinea"/>
+            <w:numPr>
+              <w:ilvl w:val="0"/>
+              <w:numId w:val="17"/>
+            </w:numPr>
+            <w:rPr>
+              <w:lang w:val="nl-NL"/>
+            </w:rPr>
+          </w:pPr>
+          <w:r>
+            <w:rPr>
+              <w:lang w:val="nl-NL"/>
+            </w:rPr>
+            <w:t>Controleer of het batterijpack correct aangesloten en geladen is.</w:t>
+          </w:r>
+        </w:p>
+        <w:p>
+          <w:pPr>
+            <w:pStyle w:val="Lijstalinea"/>
+            <w:numPr>
+              <w:ilvl w:val="0"/>
+              <w:numId w:val="17"/>
+            </w:numPr>
+            <w:rPr>
+              <w:lang w:val="nl-NL"/>
+            </w:rPr>
+          </w:pPr>
+          <w:r>
+            <w:rPr>
+              <w:lang w:val="nl-NL"/>
+            </w:rPr>
+            <w:t>Verifieer de motoraansluitingen op de GPIO-pinnen (zie tabel Motor pinnen).</w:t>
+          </w:r>
+        </w:p>
+        <w:p>
+          <w:pPr>
+            <w:pStyle w:val="Lijstalinea"/>
+            <w:rPr>
+              <w:lang w:val="nl-NL"/>
+            </w:rPr>
+          </w:pPr>
         </w:p>
       </w:sdtContent>
     </w:sdt>
@@ -3524,11 +4309,11 @@
       <w:pPr>
         <w:pStyle w:val="Kop1"/>
       </w:pPr>
-      <w:bookmarkStart w:id="10" w:name="_Toc223435312"/>
+      <w:bookmarkStart w:id="9" w:name="_Toc223435312"/>
       <w:r>
         <w:t>Changelog</w:t>
       </w:r>
-      <w:bookmarkEnd w:id="10"/>
+      <w:bookmarkEnd w:id="9"/>
     </w:p>
     <w:tbl>
       <w:tblPr>
@@ -3689,6 +4474,65 @@
           </w:p>
         </w:tc>
       </w:tr>
+      <w:tr>
+        <w:tc>
+          <w:tcPr>
+            <w:cnfStyle w:val="001000000000" w:firstRow="0" w:lastRow="0" w:firstColumn="1" w:lastColumn="0" w:oddVBand="0" w:evenVBand="0" w:oddHBand="0" w:evenHBand="0" w:firstRowFirstColumn="0" w:firstRowLastColumn="0" w:lastRowFirstColumn="0" w:lastRowLastColumn="0"/>
+            <w:tcW w:w="3028" w:type="dxa"/>
+          </w:tcPr>
+          <w:p>
+            <w:pPr>
+              <w:rPr>
+                <w:lang w:val="nl-NL"/>
+              </w:rPr>
+            </w:pPr>
+            <w:r>
+              <w:rPr>
+                <w:lang w:val="nl-NL"/>
+              </w:rPr>
+              <w:t>5-3-2026</w:t>
+            </w:r>
+          </w:p>
+        </w:tc>
+        <w:tc>
+          <w:tcPr>
+            <w:tcW w:w="2782" w:type="dxa"/>
+          </w:tcPr>
+          <w:p>
+            <w:pPr>
+              <w:cnfStyle w:val="000000000000" w:firstRow="0" w:lastRow="0" w:firstColumn="0" w:lastColumn="0" w:oddVBand="0" w:evenVBand="0" w:oddHBand="0" w:evenHBand="0" w:firstRowFirstColumn="0" w:firstRowLastColumn="0" w:lastRowFirstColumn="0" w:lastRowLastColumn="0"/>
+              <w:rPr>
+                <w:lang w:val="nl-NL"/>
+              </w:rPr>
+            </w:pPr>
+            <w:r>
+              <w:rPr>
+                <w:lang w:val="nl-NL"/>
+              </w:rPr>
+              <w:t>1.1</w:t>
+            </w:r>
+          </w:p>
+        </w:tc>
+        <w:tc>
+          <w:tcPr>
+            <w:tcW w:w="3206" w:type="dxa"/>
+          </w:tcPr>
+          <w:p>
+            <w:pPr>
+              <w:cnfStyle w:val="000000000000" w:firstRow="0" w:lastRow="0" w:firstColumn="0" w:lastColumn="0" w:oddVBand="0" w:evenVBand="0" w:oddHBand="0" w:evenHBand="0" w:firstRowFirstColumn="0" w:firstRowLastColumn="0" w:lastRowFirstColumn="0" w:lastRowLastColumn="0"/>
+              <w:rPr>
+                <w:lang w:val="nl-NL"/>
+              </w:rPr>
+            </w:pPr>
+            <w:r>
+              <w:rPr>
+                <w:lang w:val="nl-NL"/>
+              </w:rPr>
+              <w:t>Secties toegevoegd: inpluggen batterijen, aansluiten ESP32, opstarten GUI, probleemoplossing</w:t>
+            </w:r>
+          </w:p>
+        </w:tc>
+      </w:tr>
     </w:tbl>
     <w:p>
       <w:pPr>
@@ -3819,6 +4663,95 @@
 <file path=word/numbering.xml><?xml version="1.0" encoding="utf-8"?>
 <w:numbering xmlns:wpc="http://schemas.microsoft.com/office/word/2010/wordprocessingCanvas" xmlns:cx="http://schemas.microsoft.com/office/drawing/2014/chartex" xmlns:cx1="http://schemas.microsoft.com/office/drawing/2015/9/8/chartex" xmlns:cx2="http://schemas.microsoft.com/office/drawing/2015/10/21/chartex" xmlns:cx3="http://schemas.microsoft.com/office/drawing/2016/5/9/chartex" xmlns:cx4="http://schemas.microsoft.com/office/drawing/2016/5/10/chartex" xmlns:cx5="http://schemas.microsoft.com/office/drawing/2016/5/11/chartex" xmlns:cx6="http://schemas.microsoft.com/office/drawing/2016/5/12/chartex" xmlns:cx7="http://schemas.microsoft.com/office/drawing/2016/5/13/chartex" xmlns:cx8="http://schemas.microsoft.com/office/drawing/2016/5/14/chartex" xmlns:mc="http://schemas.openxmlformats.org/markup-compatibility/2006" xmlns:aink="http://schemas.microsoft.com/office/drawing/2016/ink" xmlns:am3d="http://schemas.microsoft.com/office/drawing/2017/model3d" xmlns:o="urn:schemas-microsoft-com:office:office" xmlns:oel="http://schemas.microsoft.com/office/2019/extlst" xmlns:r="http://schemas.openxmlformats.org/officeDocument/2006/relationships" xmlns:m="http://schemas.openxmlformats.org/officeDocument/2006/math" xmlns:v="urn:schemas-microsoft-com:vml" xmlns:wp14="http://schemas.microsoft.com/office/word/2010/wordprocessingDrawing" xmlns:wp="http://schemas.openxmlformats.org/drawingml/2006/wordprocessingDrawing" xmlns:w10="urn:schemas-microsoft-com:office:word" xmlns:w="http://schemas.openxmlformats.org/wordprocessingml/2006/main" xmlns:w14="http://schemas.microsoft.com/office/word/2010/wordml" xmlns:w15="http://schemas.microsoft.com/office/word/2012/wordml" xmlns:w16cex="http://schemas.microsoft.com/office/word/2018/wordml/cex" xmlns:w16cid="http://schemas.microsoft.com/office/word/2016/wordml/cid" xmlns:w16="http://schemas.microsoft.com/office/word/2018/wordml" xmlns:w16du="http://schemas.microsoft.com/office/word/2023/wordml/word16du" xmlns:w16sdtdh="http://schemas.microsoft.com/office/word/2020/wordml/sdtdatahash" xmlns:w16sdtfl="http://schemas.microsoft.com/office/word/2024/wordml/sdtformatlock" xmlns:w16se="http://schemas.microsoft.com/office/word/2015/wordml/symex" xmlns:wpg="http://schemas.microsoft.com/office/word/2010/wordprocessingGroup" xmlns:wpi="http://schemas.microsoft.com/office/word/2010/wordprocessingInk" xmlns:wne="http://schemas.microsoft.com/office/word/2006/wordml" xmlns:wps="http://schemas.microsoft.com/office/word/2010/wordprocessingShape" mc:Ignorable="w14 w15 w16se w16cid w16 w16cex w16sdtdh w16sdtfl w16du wp14">
   <w:abstractNum w:abstractNumId="0" w15:restartNumberingAfterBreak="0">
+    <w:nsid w:val="03A5062A"/>
+    <w:multiLevelType w:val="hybridMultilevel"/>
+    <w:tmpl w:val="F8E88124"/>
+    <w:lvl w:ilvl="0" w:tplc="E4C87E34">
+      <w:start w:val="1"/>
+      <w:numFmt w:val="decimal"/>
+      <w:lvlText w:val="%1."/>
+      <w:lvlJc w:val="left"/>
+      <w:pPr>
+        <w:ind w:left="720" w:hanging="360"/>
+      </w:pPr>
+      <w:rPr>
+        <w:rFonts w:asciiTheme="minorHAnsi" w:eastAsiaTheme="minorHAnsi" w:hAnsiTheme="minorHAnsi" w:cstheme="minorBidi"/>
+      </w:rPr>
+    </w:lvl>
+    <w:lvl w:ilvl="1" w:tplc="04130019" w:tentative="1">
+      <w:start w:val="1"/>
+      <w:numFmt w:val="lowerLetter"/>
+      <w:lvlText w:val="%2."/>
+      <w:lvlJc w:val="left"/>
+      <w:pPr>
+        <w:ind w:left="1440" w:hanging="360"/>
+      </w:pPr>
+    </w:lvl>
+    <w:lvl w:ilvl="2" w:tplc="0413001B" w:tentative="1">
+      <w:start w:val="1"/>
+      <w:numFmt w:val="lowerRoman"/>
+      <w:lvlText w:val="%3."/>
+      <w:lvlJc w:val="right"/>
+      <w:pPr>
+        <w:ind w:left="2160" w:hanging="180"/>
+      </w:pPr>
+    </w:lvl>
+    <w:lvl w:ilvl="3" w:tplc="0413000F" w:tentative="1">
+      <w:start w:val="1"/>
+      <w:numFmt w:val="decimal"/>
+      <w:lvlText w:val="%4."/>
+      <w:lvlJc w:val="left"/>
+      <w:pPr>
+        <w:ind w:left="2880" w:hanging="360"/>
+      </w:pPr>
+    </w:lvl>
+    <w:lvl w:ilvl="4" w:tplc="04130019" w:tentative="1">
+      <w:start w:val="1"/>
+      <w:numFmt w:val="lowerLetter"/>
+      <w:lvlText w:val="%5."/>
+      <w:lvlJc w:val="left"/>
+      <w:pPr>
+        <w:ind w:left="3600" w:hanging="360"/>
+      </w:pPr>
+    </w:lvl>
+    <w:lvl w:ilvl="5" w:tplc="0413001B" w:tentative="1">
+      <w:start w:val="1"/>
+      <w:numFmt w:val="lowerRoman"/>
+      <w:lvlText w:val="%6."/>
+      <w:lvlJc w:val="right"/>
+      <w:pPr>
+        <w:ind w:left="4320" w:hanging="180"/>
+      </w:pPr>
+    </w:lvl>
+    <w:lvl w:ilvl="6" w:tplc="0413000F" w:tentative="1">
+      <w:start w:val="1"/>
+      <w:numFmt w:val="decimal"/>
+      <w:lvlText w:val="%7."/>
+      <w:lvlJc w:val="left"/>
+      <w:pPr>
+        <w:ind w:left="5040" w:hanging="360"/>
+      </w:pPr>
+    </w:lvl>
+    <w:lvl w:ilvl="7" w:tplc="04130019" w:tentative="1">
+      <w:start w:val="1"/>
+      <w:numFmt w:val="lowerLetter"/>
+      <w:lvlText w:val="%8."/>
+      <w:lvlJc w:val="left"/>
+      <w:pPr>
+        <w:ind w:left="5760" w:hanging="360"/>
+      </w:pPr>
+    </w:lvl>
+    <w:lvl w:ilvl="8" w:tplc="0413001B" w:tentative="1">
+      <w:start w:val="1"/>
+      <w:numFmt w:val="lowerRoman"/>
+      <w:lvlText w:val="%9."/>
+      <w:lvlJc w:val="right"/>
+      <w:pPr>
+        <w:ind w:left="6480" w:hanging="180"/>
+      </w:pPr>
+    </w:lvl>
+  </w:abstractNum>
+  <w:abstractNum w:abstractNumId="1" w15:restartNumberingAfterBreak="0">
     <w:nsid w:val="0B7417D1"/>
     <w:multiLevelType w:val="hybridMultilevel"/>
     <w:tmpl w:val="5CDE18C4"/>
@@ -3933,7 +4866,96 @@
       </w:rPr>
     </w:lvl>
   </w:abstractNum>
-  <w:abstractNum w:abstractNumId="1" w15:restartNumberingAfterBreak="0">
+  <w:abstractNum w:abstractNumId="2" w15:restartNumberingAfterBreak="0">
+    <w:nsid w:val="11005F91"/>
+    <w:multiLevelType w:val="hybridMultilevel"/>
+    <w:tmpl w:val="E10E70F8"/>
+    <w:lvl w:ilvl="0" w:tplc="0413000F">
+      <w:start w:val="1"/>
+      <w:numFmt w:val="decimal"/>
+      <w:lvlText w:val="%1."/>
+      <w:lvlJc w:val="left"/>
+      <w:pPr>
+        <w:ind w:left="720" w:hanging="360"/>
+      </w:pPr>
+      <w:rPr>
+        <w:rFonts w:hint="default"/>
+      </w:rPr>
+    </w:lvl>
+    <w:lvl w:ilvl="1" w:tplc="04130019" w:tentative="1">
+      <w:start w:val="1"/>
+      <w:numFmt w:val="lowerLetter"/>
+      <w:lvlText w:val="%2."/>
+      <w:lvlJc w:val="left"/>
+      <w:pPr>
+        <w:ind w:left="1440" w:hanging="360"/>
+      </w:pPr>
+    </w:lvl>
+    <w:lvl w:ilvl="2" w:tplc="0413001B" w:tentative="1">
+      <w:start w:val="1"/>
+      <w:numFmt w:val="lowerRoman"/>
+      <w:lvlText w:val="%3."/>
+      <w:lvlJc w:val="right"/>
+      <w:pPr>
+        <w:ind w:left="2160" w:hanging="180"/>
+      </w:pPr>
+    </w:lvl>
+    <w:lvl w:ilvl="3" w:tplc="0413000F" w:tentative="1">
+      <w:start w:val="1"/>
+      <w:numFmt w:val="decimal"/>
+      <w:lvlText w:val="%4."/>
+      <w:lvlJc w:val="left"/>
+      <w:pPr>
+        <w:ind w:left="2880" w:hanging="360"/>
+      </w:pPr>
+    </w:lvl>
+    <w:lvl w:ilvl="4" w:tplc="04130019" w:tentative="1">
+      <w:start w:val="1"/>
+      <w:numFmt w:val="lowerLetter"/>
+      <w:lvlText w:val="%5."/>
+      <w:lvlJc w:val="left"/>
+      <w:pPr>
+        <w:ind w:left="3600" w:hanging="360"/>
+      </w:pPr>
+    </w:lvl>
+    <w:lvl w:ilvl="5" w:tplc="0413001B" w:tentative="1">
+      <w:start w:val="1"/>
+      <w:numFmt w:val="lowerRoman"/>
+      <w:lvlText w:val="%6."/>
+      <w:lvlJc w:val="right"/>
+      <w:pPr>
+        <w:ind w:left="4320" w:hanging="180"/>
+      </w:pPr>
+    </w:lvl>
+    <w:lvl w:ilvl="6" w:tplc="0413000F" w:tentative="1">
+      <w:start w:val="1"/>
+      <w:numFmt w:val="decimal"/>
+      <w:lvlText w:val="%7."/>
+      <w:lvlJc w:val="left"/>
+      <w:pPr>
+        <w:ind w:left="5040" w:hanging="360"/>
+      </w:pPr>
+    </w:lvl>
+    <w:lvl w:ilvl="7" w:tplc="04130019" w:tentative="1">
+      <w:start w:val="1"/>
+      <w:numFmt w:val="lowerLetter"/>
+      <w:lvlText w:val="%8."/>
+      <w:lvlJc w:val="left"/>
+      <w:pPr>
+        <w:ind w:left="5760" w:hanging="360"/>
+      </w:pPr>
+    </w:lvl>
+    <w:lvl w:ilvl="8" w:tplc="0413001B" w:tentative="1">
+      <w:start w:val="1"/>
+      <w:numFmt w:val="lowerRoman"/>
+      <w:lvlText w:val="%9."/>
+      <w:lvlJc w:val="right"/>
+      <w:pPr>
+        <w:ind w:left="6480" w:hanging="180"/>
+      </w:pPr>
+    </w:lvl>
+  </w:abstractNum>
+  <w:abstractNum w:abstractNumId="3" w15:restartNumberingAfterBreak="0">
     <w:nsid w:val="1B7B78BA"/>
     <w:multiLevelType w:val="hybridMultilevel"/>
     <w:tmpl w:val="44C6F3D6"/>
@@ -4048,7 +5070,96 @@
       </w:rPr>
     </w:lvl>
   </w:abstractNum>
-  <w:abstractNum w:abstractNumId="2" w15:restartNumberingAfterBreak="0">
+  <w:abstractNum w:abstractNumId="4" w15:restartNumberingAfterBreak="0">
+    <w:nsid w:val="2EAD55C3"/>
+    <w:multiLevelType w:val="hybridMultilevel"/>
+    <w:tmpl w:val="FF54FF60"/>
+    <w:lvl w:ilvl="0" w:tplc="DF5A2530">
+      <w:start w:val="1"/>
+      <w:numFmt w:val="decimal"/>
+      <w:lvlText w:val="%1."/>
+      <w:lvlJc w:val="left"/>
+      <w:pPr>
+        <w:ind w:left="720" w:hanging="360"/>
+      </w:pPr>
+      <w:rPr>
+        <w:rFonts w:hint="default"/>
+      </w:rPr>
+    </w:lvl>
+    <w:lvl w:ilvl="1" w:tplc="04130019" w:tentative="1">
+      <w:start w:val="1"/>
+      <w:numFmt w:val="lowerLetter"/>
+      <w:lvlText w:val="%2."/>
+      <w:lvlJc w:val="left"/>
+      <w:pPr>
+        <w:ind w:left="1440" w:hanging="360"/>
+      </w:pPr>
+    </w:lvl>
+    <w:lvl w:ilvl="2" w:tplc="0413001B" w:tentative="1">
+      <w:start w:val="1"/>
+      <w:numFmt w:val="lowerRoman"/>
+      <w:lvlText w:val="%3."/>
+      <w:lvlJc w:val="right"/>
+      <w:pPr>
+        <w:ind w:left="2160" w:hanging="180"/>
+      </w:pPr>
+    </w:lvl>
+    <w:lvl w:ilvl="3" w:tplc="0413000F" w:tentative="1">
+      <w:start w:val="1"/>
+      <w:numFmt w:val="decimal"/>
+      <w:lvlText w:val="%4."/>
+      <w:lvlJc w:val="left"/>
+      <w:pPr>
+        <w:ind w:left="2880" w:hanging="360"/>
+      </w:pPr>
+    </w:lvl>
+    <w:lvl w:ilvl="4" w:tplc="04130019" w:tentative="1">
+      <w:start w:val="1"/>
+      <w:numFmt w:val="lowerLetter"/>
+      <w:lvlText w:val="%5."/>
+      <w:lvlJc w:val="left"/>
+      <w:pPr>
+        <w:ind w:left="3600" w:hanging="360"/>
+      </w:pPr>
+    </w:lvl>
+    <w:lvl w:ilvl="5" w:tplc="0413001B" w:tentative="1">
+      <w:start w:val="1"/>
+      <w:numFmt w:val="lowerRoman"/>
+      <w:lvlText w:val="%6."/>
+      <w:lvlJc w:val="right"/>
+      <w:pPr>
+        <w:ind w:left="4320" w:hanging="180"/>
+      </w:pPr>
+    </w:lvl>
+    <w:lvl w:ilvl="6" w:tplc="0413000F" w:tentative="1">
+      <w:start w:val="1"/>
+      <w:numFmt w:val="decimal"/>
+      <w:lvlText w:val="%7."/>
+      <w:lvlJc w:val="left"/>
+      <w:pPr>
+        <w:ind w:left="5040" w:hanging="360"/>
+      </w:pPr>
+    </w:lvl>
+    <w:lvl w:ilvl="7" w:tplc="04130019" w:tentative="1">
+      <w:start w:val="1"/>
+      <w:numFmt w:val="lowerLetter"/>
+      <w:lvlText w:val="%8."/>
+      <w:lvlJc w:val="left"/>
+      <w:pPr>
+        <w:ind w:left="5760" w:hanging="360"/>
+      </w:pPr>
+    </w:lvl>
+    <w:lvl w:ilvl="8" w:tplc="0413001B" w:tentative="1">
+      <w:start w:val="1"/>
+      <w:numFmt w:val="lowerRoman"/>
+      <w:lvlText w:val="%9."/>
+      <w:lvlJc w:val="right"/>
+      <w:pPr>
+        <w:ind w:left="6480" w:hanging="180"/>
+      </w:pPr>
+    </w:lvl>
+  </w:abstractNum>
+  <w:abstractNum w:abstractNumId="5" w15:restartNumberingAfterBreak="0">
     <w:nsid w:val="352746D6"/>
     <w:multiLevelType w:val="hybridMultilevel"/>
     <w:tmpl w:val="93FEFC56"/>
@@ -4161,7 +5272,255 @@
       </w:rPr>
     </w:lvl>
   </w:abstractNum>
-  <w:abstractNum w:abstractNumId="3" w15:restartNumberingAfterBreak="0">
+  <w:abstractNum w:abstractNumId="6" w15:restartNumberingAfterBreak="0">
+    <w:nsid w:val="35A83EA7"/>
+    <w:multiLevelType w:val="hybridMultilevel"/>
+    <w:tmpl w:val="EEC83284"/>
+    <w:lvl w:ilvl="0" w:tplc="81DC63DA">
+      <w:start w:val="1"/>
+      <w:numFmt w:val="decimal"/>
+      <w:lvlText w:val="%1."/>
+      <w:lvlJc w:val="left"/>
+      <w:pPr>
+        <w:ind w:left="720" w:hanging="360"/>
+      </w:pPr>
+      <w:rPr>
+        <w:rFonts w:asciiTheme="minorHAnsi" w:eastAsiaTheme="minorHAnsi" w:hAnsiTheme="minorHAnsi" w:cstheme="minorBidi"/>
+      </w:rPr>
+    </w:lvl>
+    <w:lvl w:ilvl="1" w:tplc="E408A61E">
+      <w:numFmt w:val="decimal"/>
+      <w:lvlText w:val=""/>
+      <w:lvlJc w:val="left"/>
+      <w:pPr>
+        <w:ind w:left="0" w:firstLine="0"/>
+      </w:pPr>
+    </w:lvl>
+    <w:lvl w:ilvl="2" w:tplc="3E465F06">
+      <w:numFmt w:val="decimal"/>
+      <w:lvlText w:val=""/>
+      <w:lvlJc w:val="left"/>
+      <w:pPr>
+        <w:ind w:left="0" w:firstLine="0"/>
+      </w:pPr>
+    </w:lvl>
+    <w:lvl w:ilvl="3" w:tplc="E3C8EA70">
+      <w:numFmt w:val="decimal"/>
+      <w:lvlText w:val=""/>
+      <w:lvlJc w:val="left"/>
+      <w:pPr>
+        <w:ind w:left="0" w:firstLine="0"/>
+      </w:pPr>
+    </w:lvl>
+    <w:lvl w:ilvl="4" w:tplc="76FE8C48">
+      <w:numFmt w:val="decimal"/>
+      <w:lvlText w:val=""/>
+      <w:lvlJc w:val="left"/>
+      <w:pPr>
+        <w:ind w:left="0" w:firstLine="0"/>
+      </w:pPr>
+    </w:lvl>
+    <w:lvl w:ilvl="5" w:tplc="4CC44BB6">
+      <w:numFmt w:val="decimal"/>
+      <w:lvlText w:val=""/>
+      <w:lvlJc w:val="left"/>
+      <w:pPr>
+        <w:ind w:left="0" w:firstLine="0"/>
+      </w:pPr>
+    </w:lvl>
+    <w:lvl w:ilvl="6" w:tplc="E81C227C">
+      <w:numFmt w:val="decimal"/>
+      <w:lvlText w:val=""/>
+      <w:lvlJc w:val="left"/>
+      <w:pPr>
+        <w:ind w:left="0" w:firstLine="0"/>
+      </w:pPr>
+    </w:lvl>
+    <w:lvl w:ilvl="7" w:tplc="6650A68E">
+      <w:numFmt w:val="decimal"/>
+      <w:lvlText w:val=""/>
+      <w:lvlJc w:val="left"/>
+      <w:pPr>
+        <w:ind w:left="0" w:firstLine="0"/>
+      </w:pPr>
+    </w:lvl>
+    <w:lvl w:ilvl="8" w:tplc="0972D420">
+      <w:numFmt w:val="decimal"/>
+      <w:lvlText w:val=""/>
+      <w:lvlJc w:val="left"/>
+      <w:pPr>
+        <w:ind w:left="0" w:firstLine="0"/>
+      </w:pPr>
+    </w:lvl>
+  </w:abstractNum>
+  <w:abstractNum w:abstractNumId="7" w15:restartNumberingAfterBreak="0">
+    <w:nsid w:val="37C118B9"/>
+    <w:multiLevelType w:val="hybridMultilevel"/>
+    <w:tmpl w:val="5EE6F1E6"/>
+    <w:lvl w:ilvl="0" w:tplc="0413000F">
+      <w:start w:val="1"/>
+      <w:numFmt w:val="decimal"/>
+      <w:lvlText w:val="%1."/>
+      <w:lvlJc w:val="left"/>
+      <w:pPr>
+        <w:ind w:left="720" w:hanging="360"/>
+      </w:pPr>
+      <w:rPr>
+        <w:rFonts w:hint="default"/>
+      </w:rPr>
+    </w:lvl>
+    <w:lvl w:ilvl="1" w:tplc="04130019" w:tentative="1">
+      <w:start w:val="1"/>
+      <w:numFmt w:val="lowerLetter"/>
+      <w:lvlText w:val="%2."/>
+      <w:lvlJc w:val="left"/>
+      <w:pPr>
+        <w:ind w:left="1440" w:hanging="360"/>
+      </w:pPr>
+    </w:lvl>
+    <w:lvl w:ilvl="2" w:tplc="0413001B" w:tentative="1">
+      <w:start w:val="1"/>
+      <w:numFmt w:val="lowerRoman"/>
+      <w:lvlText w:val="%3."/>
+      <w:lvlJc w:val="right"/>
+      <w:pPr>
+        <w:ind w:left="2160" w:hanging="180"/>
+      </w:pPr>
+    </w:lvl>
+    <w:lvl w:ilvl="3" w:tplc="0413000F" w:tentative="1">
+      <w:start w:val="1"/>
+      <w:numFmt w:val="decimal"/>
+      <w:lvlText w:val="%4."/>
+      <w:lvlJc w:val="left"/>
+      <w:pPr>
+        <w:ind w:left="2880" w:hanging="360"/>
+      </w:pPr>
+    </w:lvl>
+    <w:lvl w:ilvl="4" w:tplc="04130019" w:tentative="1">
+      <w:start w:val="1"/>
+      <w:numFmt w:val="lowerLetter"/>
+      <w:lvlText w:val="%5."/>
+      <w:lvlJc w:val="left"/>
+      <w:pPr>
+        <w:ind w:left="3600" w:hanging="360"/>
+      </w:pPr>
+    </w:lvl>
+    <w:lvl w:ilvl="5" w:tplc="0413001B" w:tentative="1">
+      <w:start w:val="1"/>
+      <w:numFmt w:val="lowerRoman"/>
+      <w:lvlText w:val="%6."/>
+      <w:lvlJc w:val="right"/>
+      <w:pPr>
+        <w:ind w:left="4320" w:hanging="180"/>
+      </w:pPr>
+    </w:lvl>
+    <w:lvl w:ilvl="6" w:tplc="0413000F" w:tentative="1">
+      <w:start w:val="1"/>
+      <w:numFmt w:val="decimal"/>
+      <w:lvlText w:val="%7."/>
+      <w:lvlJc w:val="left"/>
+      <w:pPr>
+        <w:ind w:left="5040" w:hanging="360"/>
+      </w:pPr>
+    </w:lvl>
+    <w:lvl w:ilvl="7" w:tplc="04130019" w:tentative="1">
+      <w:start w:val="1"/>
+      <w:numFmt w:val="lowerLetter"/>
+      <w:lvlText w:val="%8."/>
+      <w:lvlJc w:val="left"/>
+      <w:pPr>
+        <w:ind w:left="5760" w:hanging="360"/>
+      </w:pPr>
+    </w:lvl>
+    <w:lvl w:ilvl="8" w:tplc="0413001B" w:tentative="1">
+      <w:start w:val="1"/>
+      <w:numFmt w:val="lowerRoman"/>
+      <w:lvlText w:val="%9."/>
+      <w:lvlJc w:val="right"/>
+      <w:pPr>
+        <w:ind w:left="6480" w:hanging="180"/>
+      </w:pPr>
+    </w:lvl>
+  </w:abstractNum>
+  <w:abstractNum w:abstractNumId="8" w15:restartNumberingAfterBreak="0">
+    <w:nsid w:val="3934389A"/>
+    <w:multiLevelType w:val="hybridMultilevel"/>
+    <w:tmpl w:val="574A3348"/>
+    <w:lvl w:ilvl="0" w:tplc="C13E0A38">
+      <w:start w:val="1"/>
+      <w:numFmt w:val="decimal"/>
+      <w:lvlText w:val="%1."/>
+      <w:lvlJc w:val="left"/>
+      <w:pPr>
+        <w:ind w:left="720" w:hanging="360"/>
+      </w:pPr>
+    </w:lvl>
+    <w:lvl w:ilvl="1" w:tplc="72BC1D76">
+      <w:numFmt w:val="decimal"/>
+      <w:lvlText w:val=""/>
+      <w:lvlJc w:val="left"/>
+      <w:pPr>
+        <w:ind w:left="0" w:firstLine="0"/>
+      </w:pPr>
+    </w:lvl>
+    <w:lvl w:ilvl="2" w:tplc="923EBA24">
+      <w:numFmt w:val="decimal"/>
+      <w:lvlText w:val=""/>
+      <w:lvlJc w:val="left"/>
+      <w:pPr>
+        <w:ind w:left="0" w:firstLine="0"/>
+      </w:pPr>
+    </w:lvl>
+    <w:lvl w:ilvl="3" w:tplc="834EB0FA">
+      <w:numFmt w:val="decimal"/>
+      <w:lvlText w:val=""/>
+      <w:lvlJc w:val="left"/>
+      <w:pPr>
+        <w:ind w:left="0" w:firstLine="0"/>
+      </w:pPr>
+    </w:lvl>
+    <w:lvl w:ilvl="4" w:tplc="F970DE74">
+      <w:numFmt w:val="decimal"/>
+      <w:lvlText w:val=""/>
+      <w:lvlJc w:val="left"/>
+      <w:pPr>
+        <w:ind w:left="0" w:firstLine="0"/>
+      </w:pPr>
+    </w:lvl>
+    <w:lvl w:ilvl="5" w:tplc="CC4C2160">
+      <w:numFmt w:val="decimal"/>
+      <w:lvlText w:val=""/>
+      <w:lvlJc w:val="left"/>
+      <w:pPr>
+        <w:ind w:left="0" w:firstLine="0"/>
+      </w:pPr>
+    </w:lvl>
+    <w:lvl w:ilvl="6" w:tplc="DC6CA4B2">
+      <w:numFmt w:val="decimal"/>
+      <w:lvlText w:val=""/>
+      <w:lvlJc w:val="left"/>
+      <w:pPr>
+        <w:ind w:left="0" w:firstLine="0"/>
+      </w:pPr>
+    </w:lvl>
+    <w:lvl w:ilvl="7" w:tplc="C84C9A9E">
+      <w:numFmt w:val="decimal"/>
+      <w:lvlText w:val=""/>
+      <w:lvlJc w:val="left"/>
+      <w:pPr>
+        <w:ind w:left="0" w:firstLine="0"/>
+      </w:pPr>
+    </w:lvl>
+    <w:lvl w:ilvl="8" w:tplc="3F0AAEBE">
+      <w:numFmt w:val="decimal"/>
+      <w:lvlText w:val=""/>
+      <w:lvlJc w:val="left"/>
+      <w:pPr>
+        <w:ind w:left="0" w:firstLine="0"/>
+      </w:pPr>
+    </w:lvl>
+  </w:abstractNum>
+  <w:abstractNum w:abstractNumId="9" w15:restartNumberingAfterBreak="0">
     <w:nsid w:val="3D1D3CA4"/>
     <w:multiLevelType w:val="multilevel"/>
     <w:tmpl w:val="2DF0C534"/>
@@ -4310,7 +5669,7 @@
       </w:rPr>
     </w:lvl>
   </w:abstractNum>
-  <w:abstractNum w:abstractNumId="4" w15:restartNumberingAfterBreak="0">
+  <w:abstractNum w:abstractNumId="10" w15:restartNumberingAfterBreak="0">
     <w:nsid w:val="46C12028"/>
     <w:multiLevelType w:val="hybridMultilevel"/>
     <w:tmpl w:val="A7CA8FA2"/>
@@ -4422,7 +5781,7 @@
       </w:rPr>
     </w:lvl>
   </w:abstractNum>
-  <w:abstractNum w:abstractNumId="5" w15:restartNumberingAfterBreak="0">
+  <w:abstractNum w:abstractNumId="11" w15:restartNumberingAfterBreak="0">
     <w:nsid w:val="4C133BD8"/>
     <w:multiLevelType w:val="hybridMultilevel"/>
     <w:tmpl w:val="42F4D8D2"/>
@@ -4511,7 +5870,7 @@
       </w:pPr>
     </w:lvl>
   </w:abstractNum>
-  <w:abstractNum w:abstractNumId="6" w15:restartNumberingAfterBreak="0">
+  <w:abstractNum w:abstractNumId="12" w15:restartNumberingAfterBreak="0">
     <w:nsid w:val="509F1DF4"/>
     <w:multiLevelType w:val="hybridMultilevel"/>
     <w:tmpl w:val="FF10D076"/>
@@ -4623,7 +5982,85 @@
       </w:rPr>
     </w:lvl>
   </w:abstractNum>
-  <w:abstractNum w:abstractNumId="7" w15:restartNumberingAfterBreak="0">
+  <w:abstractNum w:abstractNumId="13" w15:restartNumberingAfterBreak="0">
+    <w:nsid w:val="64AA0B2C"/>
+    <w:multiLevelType w:val="hybridMultilevel"/>
+    <w:tmpl w:val="91AE56AA"/>
+    <w:lvl w:ilvl="0" w:tplc="377CD9D0">
+      <w:start w:val="1"/>
+      <w:numFmt w:val="decimal"/>
+      <w:lvlText w:val="%1."/>
+      <w:lvlJc w:val="left"/>
+      <w:pPr>
+        <w:ind w:left="720" w:hanging="360"/>
+      </w:pPr>
+    </w:lvl>
+    <w:lvl w:ilvl="1" w:tplc="84926D56">
+      <w:numFmt w:val="decimal"/>
+      <w:lvlText w:val=""/>
+      <w:lvlJc w:val="left"/>
+      <w:pPr>
+        <w:ind w:left="0" w:firstLine="0"/>
+      </w:pPr>
+    </w:lvl>
+    <w:lvl w:ilvl="2" w:tplc="0AD83D3C">
+      <w:numFmt w:val="decimal"/>
+      <w:lvlText w:val=""/>
+      <w:lvlJc w:val="left"/>
+      <w:pPr>
+        <w:ind w:left="0" w:firstLine="0"/>
+      </w:pPr>
+    </w:lvl>
+    <w:lvl w:ilvl="3" w:tplc="8440F752">
+      <w:numFmt w:val="decimal"/>
+      <w:lvlText w:val=""/>
+      <w:lvlJc w:val="left"/>
+      <w:pPr>
+        <w:ind w:left="0" w:firstLine="0"/>
+      </w:pPr>
+    </w:lvl>
+    <w:lvl w:ilvl="4" w:tplc="A900E4C2">
+      <w:numFmt w:val="decimal"/>
+      <w:lvlText w:val=""/>
+      <w:lvlJc w:val="left"/>
+      <w:pPr>
+        <w:ind w:left="0" w:firstLine="0"/>
+      </w:pPr>
+    </w:lvl>
+    <w:lvl w:ilvl="5" w:tplc="883E35E0">
+      <w:numFmt w:val="decimal"/>
+      <w:lvlText w:val=""/>
+      <w:lvlJc w:val="left"/>
+      <w:pPr>
+        <w:ind w:left="0" w:firstLine="0"/>
+      </w:pPr>
+    </w:lvl>
+    <w:lvl w:ilvl="6" w:tplc="59BAC262">
+      <w:numFmt w:val="decimal"/>
+      <w:lvlText w:val=""/>
+      <w:lvlJc w:val="left"/>
+      <w:pPr>
+        <w:ind w:left="0" w:firstLine="0"/>
+      </w:pPr>
+    </w:lvl>
+    <w:lvl w:ilvl="7" w:tplc="A5C62298">
+      <w:numFmt w:val="decimal"/>
+      <w:lvlText w:val=""/>
+      <w:lvlJc w:val="left"/>
+      <w:pPr>
+        <w:ind w:left="0" w:firstLine="0"/>
+      </w:pPr>
+    </w:lvl>
+    <w:lvl w:ilvl="8" w:tplc="908CE3DA">
+      <w:numFmt w:val="decimal"/>
+      <w:lvlText w:val=""/>
+      <w:lvlJc w:val="left"/>
+      <w:pPr>
+        <w:ind w:left="0" w:firstLine="0"/>
+      </w:pPr>
+    </w:lvl>
+  </w:abstractNum>
+  <w:abstractNum w:abstractNumId="14" w15:restartNumberingAfterBreak="0">
     <w:nsid w:val="654A24BA"/>
     <w:multiLevelType w:val="hybridMultilevel"/>
     <w:tmpl w:val="2652695C"/>
@@ -4712,29 +6149,265 @@
       </w:pPr>
     </w:lvl>
   </w:abstractNum>
+  <w:abstractNum w:abstractNumId="15" w15:restartNumberingAfterBreak="0">
+    <w:nsid w:val="77E02F66"/>
+    <w:multiLevelType w:val="hybridMultilevel"/>
+    <w:tmpl w:val="449A4762"/>
+    <w:lvl w:ilvl="0" w:tplc="0974093A">
+      <w:start w:val="1"/>
+      <w:numFmt w:val="decimal"/>
+      <w:lvlText w:val="%1."/>
+      <w:lvlJc w:val="left"/>
+      <w:pPr>
+        <w:ind w:left="720" w:hanging="360"/>
+      </w:pPr>
+    </w:lvl>
+    <w:lvl w:ilvl="1" w:tplc="4476B2E0">
+      <w:numFmt w:val="decimal"/>
+      <w:lvlText w:val=""/>
+      <w:lvlJc w:val="left"/>
+      <w:pPr>
+        <w:ind w:left="0" w:firstLine="0"/>
+      </w:pPr>
+    </w:lvl>
+    <w:lvl w:ilvl="2" w:tplc="F0DCE21A">
+      <w:numFmt w:val="decimal"/>
+      <w:lvlText w:val=""/>
+      <w:lvlJc w:val="left"/>
+      <w:pPr>
+        <w:ind w:left="0" w:firstLine="0"/>
+      </w:pPr>
+    </w:lvl>
+    <w:lvl w:ilvl="3" w:tplc="BEB6CD16">
+      <w:numFmt w:val="decimal"/>
+      <w:lvlText w:val=""/>
+      <w:lvlJc w:val="left"/>
+      <w:pPr>
+        <w:ind w:left="0" w:firstLine="0"/>
+      </w:pPr>
+    </w:lvl>
+    <w:lvl w:ilvl="4" w:tplc="7812D420">
+      <w:numFmt w:val="decimal"/>
+      <w:lvlText w:val=""/>
+      <w:lvlJc w:val="left"/>
+      <w:pPr>
+        <w:ind w:left="0" w:firstLine="0"/>
+      </w:pPr>
+    </w:lvl>
+    <w:lvl w:ilvl="5" w:tplc="5B16DA7A">
+      <w:numFmt w:val="decimal"/>
+      <w:lvlText w:val=""/>
+      <w:lvlJc w:val="left"/>
+      <w:pPr>
+        <w:ind w:left="0" w:firstLine="0"/>
+      </w:pPr>
+    </w:lvl>
+    <w:lvl w:ilvl="6" w:tplc="2C1A423E">
+      <w:numFmt w:val="decimal"/>
+      <w:lvlText w:val=""/>
+      <w:lvlJc w:val="left"/>
+      <w:pPr>
+        <w:ind w:left="0" w:firstLine="0"/>
+      </w:pPr>
+    </w:lvl>
+    <w:lvl w:ilvl="7" w:tplc="CADE627C">
+      <w:numFmt w:val="decimal"/>
+      <w:lvlText w:val=""/>
+      <w:lvlJc w:val="left"/>
+      <w:pPr>
+        <w:ind w:left="0" w:firstLine="0"/>
+      </w:pPr>
+    </w:lvl>
+    <w:lvl w:ilvl="8" w:tplc="B4468A38">
+      <w:numFmt w:val="decimal"/>
+      <w:lvlText w:val=""/>
+      <w:lvlJc w:val="left"/>
+      <w:pPr>
+        <w:ind w:left="0" w:firstLine="0"/>
+      </w:pPr>
+    </w:lvl>
+  </w:abstractNum>
+  <w:abstractNum w:abstractNumId="16" w15:restartNumberingAfterBreak="0">
+    <w:nsid w:val="7B2F1FEC"/>
+    <w:multiLevelType w:val="hybridMultilevel"/>
+    <w:tmpl w:val="A6244F66"/>
+    <w:lvl w:ilvl="0" w:tplc="646C1432">
+      <w:start w:val="1"/>
+      <w:numFmt w:val="decimal"/>
+      <w:lvlText w:val="%1."/>
+      <w:lvlJc w:val="left"/>
+      <w:pPr>
+        <w:ind w:left="720" w:hanging="360"/>
+      </w:pPr>
+    </w:lvl>
+    <w:lvl w:ilvl="1" w:tplc="0C9AB5C2">
+      <w:numFmt w:val="decimal"/>
+      <w:lvlText w:val=""/>
+      <w:lvlJc w:val="left"/>
+      <w:pPr>
+        <w:ind w:left="0" w:firstLine="0"/>
+      </w:pPr>
+    </w:lvl>
+    <w:lvl w:ilvl="2" w:tplc="55CCF980">
+      <w:numFmt w:val="decimal"/>
+      <w:lvlText w:val=""/>
+      <w:lvlJc w:val="left"/>
+      <w:pPr>
+        <w:ind w:left="0" w:firstLine="0"/>
+      </w:pPr>
+    </w:lvl>
+    <w:lvl w:ilvl="3" w:tplc="39386528">
+      <w:numFmt w:val="decimal"/>
+      <w:lvlText w:val=""/>
+      <w:lvlJc w:val="left"/>
+      <w:pPr>
+        <w:ind w:left="0" w:firstLine="0"/>
+      </w:pPr>
+    </w:lvl>
+    <w:lvl w:ilvl="4" w:tplc="18E2EC56">
+      <w:numFmt w:val="decimal"/>
+      <w:lvlText w:val=""/>
+      <w:lvlJc w:val="left"/>
+      <w:pPr>
+        <w:ind w:left="0" w:firstLine="0"/>
+      </w:pPr>
+    </w:lvl>
+    <w:lvl w:ilvl="5" w:tplc="47526062">
+      <w:numFmt w:val="decimal"/>
+      <w:lvlText w:val=""/>
+      <w:lvlJc w:val="left"/>
+      <w:pPr>
+        <w:ind w:left="0" w:firstLine="0"/>
+      </w:pPr>
+    </w:lvl>
+    <w:lvl w:ilvl="6" w:tplc="E8E2D794">
+      <w:numFmt w:val="decimal"/>
+      <w:lvlText w:val=""/>
+      <w:lvlJc w:val="left"/>
+      <w:pPr>
+        <w:ind w:left="0" w:firstLine="0"/>
+      </w:pPr>
+    </w:lvl>
+    <w:lvl w:ilvl="7" w:tplc="E304A202">
+      <w:numFmt w:val="decimal"/>
+      <w:lvlText w:val=""/>
+      <w:lvlJc w:val="left"/>
+      <w:pPr>
+        <w:ind w:left="0" w:firstLine="0"/>
+      </w:pPr>
+    </w:lvl>
+    <w:lvl w:ilvl="8" w:tplc="BE64B854">
+      <w:numFmt w:val="decimal"/>
+      <w:lvlText w:val=""/>
+      <w:lvlJc w:val="left"/>
+      <w:pPr>
+        <w:ind w:left="0" w:firstLine="0"/>
+      </w:pPr>
+    </w:lvl>
+  </w:abstractNum>
   <w:num w:numId="1" w16cid:durableId="1814055656">
+    <w:abstractNumId w:val="5"/>
+  </w:num>
+  <w:num w:numId="2" w16cid:durableId="1352805135">
+    <w:abstractNumId w:val="10"/>
+  </w:num>
+  <w:num w:numId="3" w16cid:durableId="1118992404">
+    <w:abstractNumId w:val="3"/>
+  </w:num>
+  <w:num w:numId="4" w16cid:durableId="856306131">
+    <w:abstractNumId w:val="1"/>
+  </w:num>
+  <w:num w:numId="5" w16cid:durableId="598873920">
+    <w:abstractNumId w:val="12"/>
+  </w:num>
+  <w:num w:numId="6" w16cid:durableId="188228242">
+    <w:abstractNumId w:val="9"/>
+  </w:num>
+  <w:num w:numId="7" w16cid:durableId="1865634615">
+    <w:abstractNumId w:val="11"/>
+  </w:num>
+  <w:num w:numId="8" w16cid:durableId="85880993">
+    <w:abstractNumId w:val="14"/>
+  </w:num>
+  <w:num w:numId="9" w16cid:durableId="1786345701">
+    <w:abstractNumId w:val="7"/>
+  </w:num>
+  <w:num w:numId="10" w16cid:durableId="1475218881">
+    <w:abstractNumId w:val="13"/>
+    <w:lvlOverride w:ilvl="0">
+      <w:startOverride w:val="1"/>
+    </w:lvlOverride>
+    <w:lvlOverride w:ilvl="1"/>
+    <w:lvlOverride w:ilvl="2"/>
+    <w:lvlOverride w:ilvl="3"/>
+    <w:lvlOverride w:ilvl="4"/>
+    <w:lvlOverride w:ilvl="5"/>
+    <w:lvlOverride w:ilvl="6"/>
+    <w:lvlOverride w:ilvl="7"/>
+    <w:lvlOverride w:ilvl="8"/>
+  </w:num>
+  <w:num w:numId="11" w16cid:durableId="2109234828">
     <w:abstractNumId w:val="2"/>
   </w:num>
-  <w:num w:numId="2" w16cid:durableId="1352805135">
+  <w:num w:numId="12" w16cid:durableId="1972054327">
+    <w:abstractNumId w:val="15"/>
+    <w:lvlOverride w:ilvl="0">
+      <w:startOverride w:val="1"/>
+    </w:lvlOverride>
+    <w:lvlOverride w:ilvl="1"/>
+    <w:lvlOverride w:ilvl="2"/>
+    <w:lvlOverride w:ilvl="3"/>
+    <w:lvlOverride w:ilvl="4"/>
+    <w:lvlOverride w:ilvl="5"/>
+    <w:lvlOverride w:ilvl="6"/>
+    <w:lvlOverride w:ilvl="7"/>
+    <w:lvlOverride w:ilvl="8"/>
+  </w:num>
+  <w:num w:numId="13" w16cid:durableId="5206858">
+    <w:abstractNumId w:val="8"/>
+    <w:lvlOverride w:ilvl="0">
+      <w:startOverride w:val="1"/>
+    </w:lvlOverride>
+    <w:lvlOverride w:ilvl="1"/>
+    <w:lvlOverride w:ilvl="2"/>
+    <w:lvlOverride w:ilvl="3"/>
+    <w:lvlOverride w:ilvl="4"/>
+    <w:lvlOverride w:ilvl="5"/>
+    <w:lvlOverride w:ilvl="6"/>
+    <w:lvlOverride w:ilvl="7"/>
+    <w:lvlOverride w:ilvl="8"/>
+  </w:num>
+  <w:num w:numId="14" w16cid:durableId="2118986930">
     <w:abstractNumId w:val="4"/>
   </w:num>
-  <w:num w:numId="3" w16cid:durableId="1118992404">
-    <w:abstractNumId w:val="1"/>
+  <w:num w:numId="15" w16cid:durableId="282074582">
+    <w:abstractNumId w:val="16"/>
+    <w:lvlOverride w:ilvl="0">
+      <w:startOverride w:val="1"/>
+    </w:lvlOverride>
+    <w:lvlOverride w:ilvl="1"/>
+    <w:lvlOverride w:ilvl="2"/>
+    <w:lvlOverride w:ilvl="3"/>
+    <w:lvlOverride w:ilvl="4"/>
+    <w:lvlOverride w:ilvl="5"/>
+    <w:lvlOverride w:ilvl="6"/>
+    <w:lvlOverride w:ilvl="7"/>
+    <w:lvlOverride w:ilvl="8"/>
   </w:num>
-  <w:num w:numId="4" w16cid:durableId="856306131">
+  <w:num w:numId="16" w16cid:durableId="1509170333">
+    <w:abstractNumId w:val="6"/>
+    <w:lvlOverride w:ilvl="0"/>
+    <w:lvlOverride w:ilvl="1"/>
+    <w:lvlOverride w:ilvl="2"/>
+    <w:lvlOverride w:ilvl="3"/>
+    <w:lvlOverride w:ilvl="4"/>
+    <w:lvlOverride w:ilvl="5"/>
+    <w:lvlOverride w:ilvl="6"/>
+    <w:lvlOverride w:ilvl="7"/>
+    <w:lvlOverride w:ilvl="8"/>
+  </w:num>
+  <w:num w:numId="17" w16cid:durableId="193663407">
     <w:abstractNumId w:val="0"/>
-  </w:num>
-  <w:num w:numId="5" w16cid:durableId="598873920">
-    <w:abstractNumId w:val="6"/>
-  </w:num>
-  <w:num w:numId="6" w16cid:durableId="188228242">
-    <w:abstractNumId w:val="3"/>
-  </w:num>
-  <w:num w:numId="7" w16cid:durableId="1865634615">
-    <w:abstractNumId w:val="5"/>
-  </w:num>
-  <w:num w:numId="8" w16cid:durableId="85880993">
-    <w:abstractNumId w:val="7"/>
   </w:num>
 </w:numbering>
 </file>
@@ -4938,7 +6611,7 @@
     <w:lsdException w:name="Medium Shading 2 Accent 1" w:uiPriority="64"/>
     <w:lsdException w:name="Medium List 1 Accent 1" w:uiPriority="65"/>
     <w:lsdException w:name="Revision" w:semiHidden="1"/>
-    <w:lsdException w:name="List Paragraph" w:uiPriority="34" w:qFormat="1"/>
+    <w:lsdException w:name="List Paragraph" w:uiPriority="0" w:qFormat="1"/>
     <w:lsdException w:name="Quote" w:uiPriority="29" w:qFormat="1"/>
     <w:lsdException w:name="Intense Quote" w:uiPriority="30" w:qFormat="1"/>
     <w:lsdException w:name="Medium List 2 Accent 1" w:uiPriority="66"/>
@@ -5533,7 +7206,6 @@
   <w:style w:type="paragraph" w:styleId="Lijstalinea">
     <w:name w:val="List Paragraph"/>
     <w:basedOn w:val="Standaard"/>
-    <w:uiPriority w:val="34"/>
     <w:qFormat/>
     <w:rsid w:val="002535C7"/>
     <w:pPr>
@@ -6504,7 +8176,12 @@
 </file>
 
 <file path=customXml/item2.xml><?xml version="1.0" encoding="utf-8"?>
-<b:Sources xmlns:b="http://schemas.openxmlformats.org/officeDocument/2006/bibliography" xmlns="http://schemas.openxmlformats.org/officeDocument/2006/bibliography" SelectedStyle="\APASixthEditionOfficeOnline.xsl" StyleName="APA" Version="6"/>
+<?mso-contentType ?>
+<FormTemplates xmlns="http://schemas.microsoft.com/sharepoint/v3/contenttype/forms">
+  <Display>DocumentLibraryForm</Display>
+  <Edit>DocumentLibraryForm</Edit>
+  <New>DocumentLibraryForm</New>
+</FormTemplates>
 </file>
 
 <file path=customXml/item3.xml><?xml version="1.0" encoding="utf-8"?>
@@ -6516,12 +8193,7 @@
 </file>
 
 <file path=customXml/item4.xml><?xml version="1.0" encoding="utf-8"?>
-<?mso-contentType ?>
-<FormTemplates xmlns="http://schemas.microsoft.com/sharepoint/v3/contenttype/forms">
-  <Display>DocumentLibraryForm</Display>
-  <Edit>DocumentLibraryForm</Edit>
-  <New>DocumentLibraryForm</New>
-</FormTemplates>
+<b:Sources xmlns:b="http://schemas.openxmlformats.org/officeDocument/2006/bibliography" xmlns="http://schemas.openxmlformats.org/officeDocument/2006/bibliography" SelectedStyle="\APASixthEditionOfficeOnline.xsl" StyleName="APA" Version="6"/>
 </file>
 
 <file path=customXml/item5.xml><?xml version="1.0" encoding="utf-8"?>
@@ -6727,9 +8399,9 @@
 </file>
 
 <file path=customXml/itemProps2.xml><?xml version="1.0" encoding="utf-8"?>
-<ds:datastoreItem xmlns:ds="http://schemas.openxmlformats.org/officeDocument/2006/customXml" ds:itemID="{7B0CBF3D-B593-4A7C-89A1-3FCBA3015E28}">
+<ds:datastoreItem xmlns:ds="http://schemas.openxmlformats.org/officeDocument/2006/customXml" ds:itemID="{70A85C5D-3D95-48EF-BA3B-DB4B30942479}">
   <ds:schemaRefs>
-    <ds:schemaRef ds:uri="http://schemas.openxmlformats.org/officeDocument/2006/bibliography"/>
+    <ds:schemaRef ds:uri="http://schemas.microsoft.com/sharepoint/v3/contenttype/forms"/>
   </ds:schemaRefs>
 </ds:datastoreItem>
 </file>
@@ -6745,9 +8417,9 @@
 </file>
 
 <file path=customXml/itemProps4.xml><?xml version="1.0" encoding="utf-8"?>
-<ds:datastoreItem xmlns:ds="http://schemas.openxmlformats.org/officeDocument/2006/customXml" ds:itemID="{70A85C5D-3D95-48EF-BA3B-DB4B30942479}">
+<ds:datastoreItem xmlns:ds="http://schemas.openxmlformats.org/officeDocument/2006/customXml" ds:itemID="{7B0CBF3D-B593-4A7C-89A1-3FCBA3015E28}">
   <ds:schemaRefs>
-    <ds:schemaRef ds:uri="http://schemas.microsoft.com/sharepoint/v3/contenttype/forms"/>
+    <ds:schemaRef ds:uri="http://schemas.openxmlformats.org/officeDocument/2006/bibliography"/>
   </ds:schemaRefs>
 </ds:datastoreItem>
 </file>
